--- a/doc/表9_3.4变异策略消融.docx
+++ b/doc/表9_3.4变异策略消融.docx
@@ -154,7 +154,7 @@
           </w:tcPr>
           <w:p>
             <w:r>
-              <w:t>79</w:t>
+              <w:t>111</w:t>
             </w:r>
           </w:p>
         </w:tc>
@@ -164,7 +164,7 @@
           </w:tcPr>
           <w:p>
             <w:r>
-              <w:t>77</w:t>
+              <w:t>105</w:t>
             </w:r>
           </w:p>
         </w:tc>
@@ -174,7 +174,7 @@
           </w:tcPr>
           <w:p>
             <w:r>
-              <w:t>97.47%</w:t>
+              <w:t>94.59%</w:t>
             </w:r>
           </w:p>
         </w:tc>
@@ -184,7 +184,7 @@
           </w:tcPr>
           <w:p>
             <w:r>
-              <w:t>6</w:t>
+              <w:t>7</w:t>
             </w:r>
           </w:p>
         </w:tc>
@@ -194,7 +194,7 @@
           </w:tcPr>
           <w:p>
             <w:r>
-              <w:t>18.75%</w:t>
+              <w:t>16.28%</w:t>
             </w:r>
           </w:p>
         </w:tc>
@@ -204,7 +204,7 @@
           </w:tcPr>
           <w:p>
             <w:r>
-              <w:t>1.0543</w:t>
+              <w:t>1.0299</w:t>
             </w:r>
           </w:p>
         </w:tc>
@@ -214,7 +214,7 @@
           </w:tcPr>
           <w:p>
             <w:r>
-              <w:t>1.9193</w:t>
+              <w:t>2.1951</w:t>
             </w:r>
           </w:p>
         </w:tc>
@@ -246,7 +246,7 @@
           </w:tcPr>
           <w:p>
             <w:r>
-              <w:t>78</w:t>
+              <w:t>115</w:t>
             </w:r>
           </w:p>
         </w:tc>
@@ -256,7 +256,7 @@
           </w:tcPr>
           <w:p>
             <w:r>
-              <w:t>77</w:t>
+              <w:t>112</w:t>
             </w:r>
           </w:p>
         </w:tc>
@@ -266,7 +266,7 @@
           </w:tcPr>
           <w:p>
             <w:r>
-              <w:t>98.72%</w:t>
+              <w:t>97.39%</w:t>
             </w:r>
           </w:p>
         </w:tc>
@@ -276,7 +276,7 @@
           </w:tcPr>
           <w:p>
             <w:r>
-              <w:t>4</w:t>
+              <w:t>9</w:t>
             </w:r>
           </w:p>
         </w:tc>
@@ -286,7 +286,7 @@
           </w:tcPr>
           <w:p>
             <w:r>
-              <w:t>13.79%</w:t>
+              <w:t>21.43%</w:t>
             </w:r>
           </w:p>
         </w:tc>
@@ -296,7 +296,7 @@
           </w:tcPr>
           <w:p>
             <w:r>
-              <w:t>0.9306</w:t>
+              <w:t>0.9368</w:t>
             </w:r>
           </w:p>
         </w:tc>
@@ -306,7 +306,7 @@
           </w:tcPr>
           <w:p>
             <w:r>
-              <w:t>2.1540</w:t>
+              <w:t>2.3815</w:t>
             </w:r>
           </w:p>
         </w:tc>
@@ -338,7 +338,7 @@
           </w:tcPr>
           <w:p>
             <w:r>
-              <w:t>78</w:t>
+              <w:t>113</w:t>
             </w:r>
           </w:p>
         </w:tc>
@@ -348,7 +348,7 @@
           </w:tcPr>
           <w:p>
             <w:r>
-              <w:t>78</w:t>
+              <w:t>109</w:t>
             </w:r>
           </w:p>
         </w:tc>
@@ -358,7 +358,7 @@
           </w:tcPr>
           <w:p>
             <w:r>
-              <w:t>100.00%</w:t>
+              <w:t>96.46%</w:t>
             </w:r>
           </w:p>
         </w:tc>
@@ -368,7 +368,7 @@
           </w:tcPr>
           <w:p>
             <w:r>
-              <w:t>9</w:t>
+              <w:t>10</w:t>
             </w:r>
           </w:p>
         </w:tc>
@@ -378,7 +378,7 @@
           </w:tcPr>
           <w:p>
             <w:r>
-              <w:t>32.14%</w:t>
+              <w:t>24.39%</w:t>
             </w:r>
           </w:p>
         </w:tc>
@@ -388,7 +388,7 @@
           </w:tcPr>
           <w:p>
             <w:r>
-              <w:t>1.0348</w:t>
+              <w:t>0.9869</w:t>
             </w:r>
           </w:p>
         </w:tc>
@@ -398,7 +398,7 @@
           </w:tcPr>
           <w:p>
             <w:r>
-              <w:t>2.0028</w:t>
+              <w:t>2.2544</w:t>
             </w:r>
           </w:p>
         </w:tc>
